--- a/zht/docx/048.content.docx
+++ b/zht/docx/048.content.docx
@@ -150,26 +150,6 @@
           <w:lang w:val="zh_TW" w:bidi="zh_TW"/>
         </w:rPr>
         <w:t>lan</w:t>
-      </w:r>
-      <w:r>
-        <w:rPr>
-          <w:lang w:val="zh_TW" w:bidi="zh_TW"/>
-        </w:rPr>
-      </w:r>
-    </w:p>
-    <w:p>
-      <w:pPr/>
-      <w:r>
-        <w:rPr>
-          <w:lang w:val="zh_TW" w:bidi="zh_TW"/>
-        </w:rPr>
-      </w:r>
-      <w:r>
-        <w:rPr>
-          <w:i/>
-          <w:lang w:val="zh_TW" w:bidi="zh_TW"/>
-        </w:rPr>
-        <w:t>懶惰與勤勞工作</w:t>
       </w:r>
       <w:r>
         <w:rPr>

--- a/zht/docx/048.content.docx
+++ b/zht/docx/048.content.docx
@@ -19,7 +19,7 @@
         <w:rPr>
           <w:lang w:val="zh_TW" w:bidi="zh_TW"/>
         </w:rPr>
-        <w:t>Resource: Study Notes - Themes (Tyndale)</w:t>
+        <w:t>Resource: Tyndale Open Study Notes</w:t>
       </w:r>
       <w:r>
         <w:rPr>
@@ -112,7 +112,7 @@
         <w:rPr>
           <w:lang w:val="zh_TW" w:bidi="zh_TW"/>
         </w:rPr>
-        <w:t>Study Notes - Themes (Tyndale)</w:t>
+        <w:t>Tyndale Open Study Notes</w:t>
       </w:r>
     </w:p>
     <w:p>

--- a/zht/docx/048.content.docx
+++ b/zht/docx/048.content.docx
@@ -149,7 +149,7 @@
         <w:rPr>
           <w:lang w:val="zh_TW" w:bidi="zh_TW"/>
         </w:rPr>
-        <w:t>lan</w:t>
+        <w:t>liao</w:t>
       </w:r>
       <w:r>
         <w:rPr>
@@ -212,7 +212,7 @@
         <w:rPr>
           <w:lang w:val="zh_TW" w:bidi="zh_TW"/>
         </w:rPr>
-        <w:t>懶惰與勤勞工作</w:t>
+        <w:t>了解約伯</w:t>
       </w:r>
       <w:r>
         <w:rPr>
@@ -231,7 +231,7 @@
         <w:rPr>
           <w:lang w:val="zh_TW" w:bidi="zh_TW"/>
         </w:rPr>
-        <w:t>神創造亞當和夏娃，並將他們安置在伊甸園裡，不是單單為了讓他們享受，而是要他們修理、看守園子（</w:t>
+        <w:t>約伯的故事展現了他性格中善與惡之間的張力。約伯記的開頭明確地讚許了約伯（</w:t>
       </w:r>
       <w:hyperlink r:id="rId13">
         <w:r>
@@ -242,14 +242,86 @@
             <w:color w:val="0000EE"/>
             <w:u w:val="single"/>
           </w:rPr>
-          <w:t>創2:15</w:t>
+          <w:t>伯1:1</w:t>
         </w:r>
       </w:hyperlink>
       <w:r>
         <w:rPr>
           <w:lang w:val="zh_TW" w:bidi="zh_TW"/>
         </w:rPr>
-        <w:t>）。工作並不是人類犯罪後的懲罰。相反，從起初開始，神就設計工作，作為祂創造中良善且有價值的一部分。</w:t>
+        <w:t>、</w:t>
+      </w:r>
+      <w:hyperlink r:id="rId14">
+        <w:r>
+          <w:rPr>
+            <w:lang w:val="zh_TW" w:bidi="zh_TW"/>
+          </w:rPr>
+          <w:rPr>
+            <w:color w:val="0000EE"/>
+            <w:u w:val="single"/>
+          </w:rPr>
+          <w:t>8</w:t>
+        </w:r>
+      </w:hyperlink>
+      <w:r>
+        <w:rPr>
+          <w:lang w:val="zh_TW" w:bidi="zh_TW"/>
+        </w:rPr>
+        <w:t>，</w:t>
+      </w:r>
+      <w:hyperlink r:id="rId15">
+        <w:r>
+          <w:rPr>
+            <w:lang w:val="zh_TW" w:bidi="zh_TW"/>
+          </w:rPr>
+          <w:rPr>
+            <w:color w:val="0000EE"/>
+            <w:u w:val="single"/>
+          </w:rPr>
+          <w:t>2:3</w:t>
+        </w:r>
+      </w:hyperlink>
+      <w:r>
+        <w:rPr>
+          <w:lang w:val="zh_TW" w:bidi="zh_TW"/>
+        </w:rPr>
+        <w:t>）。但後來，神直接質問約伯：「誰用無知的言語使我的旨意暗昧不明？」（</w:t>
+      </w:r>
+      <w:hyperlink r:id="rId16">
+        <w:r>
+          <w:rPr>
+            <w:lang w:val="zh_TW" w:bidi="zh_TW"/>
+          </w:rPr>
+          <w:rPr>
+            <w:color w:val="0000EE"/>
+            <w:u w:val="single"/>
+          </w:rPr>
+          <w:t>38:2</w:t>
+        </w:r>
+      </w:hyperlink>
+      <w:r>
+        <w:rPr>
+          <w:lang w:val="zh_TW" w:bidi="zh_TW"/>
+        </w:rPr>
+        <w:t>）。「你豈可廢棄我所擬定的？豈可定我有罪，好顯自己為義嗎？」（</w:t>
+      </w:r>
+      <w:hyperlink r:id="rId17">
+        <w:r>
+          <w:rPr>
+            <w:lang w:val="zh_TW" w:bidi="zh_TW"/>
+          </w:rPr>
+          <w:rPr>
+            <w:color w:val="0000EE"/>
+            <w:u w:val="single"/>
+          </w:rPr>
+          <w:t>40:8</w:t>
+        </w:r>
+      </w:hyperlink>
+      <w:r>
+        <w:rPr>
+          <w:lang w:val="zh_TW" w:bidi="zh_TW"/>
+        </w:rPr>
+        <w:t>）。</w:t>
       </w:r>
     </w:p>
     <w:p>
@@ -263,9 +335,9 @@
         <w:rPr>
           <w:lang w:val="zh_TW" w:bidi="zh_TW"/>
         </w:rPr>
-        <w:t>箴言多次譴責懶惰（在應該工作時不願工作或努力）。箴言將懶惰的人比作一扇在樞紐轉動、來回搖擺卻毫無進展的門（</w:t>
-      </w:r>
-      <w:hyperlink r:id="rId14">
+        <w:t>有些解經家認為約伯說得太多，因而混淆了神與撒旦的工作。有些現代解經家則認同約伯朋友的觀點，將約伯的苦難歸咎於他自己。另一些人則像以利法和以利戶一樣地爭辯（</w:t>
+      </w:r>
+      <w:hyperlink r:id="rId18">
         <w:r>
           <w:rPr>
             <w:lang w:val="zh_TW" w:bidi="zh_TW"/>
@@ -274,16 +346,16 @@
             <w:color w:val="0000EE"/>
             <w:u w:val="single"/>
           </w:rPr>
-          <w:t>箴26:14</w:t>
+          <w:t>5:17–27</w:t>
         </w:r>
       </w:hyperlink>
       <w:r>
         <w:rPr>
           <w:lang w:val="zh_TW" w:bidi="zh_TW"/>
         </w:rPr>
-        <w:t>）；箴言又教導說，懶惰的人是愚昧的（</w:t>
-      </w:r>
-      <w:hyperlink r:id="rId15">
+        <w:t>，</w:t>
+      </w:r>
+      <w:hyperlink r:id="rId19">
         <w:r>
           <w:rPr>
             <w:lang w:val="zh_TW" w:bidi="zh_TW"/>
@@ -292,16 +364,16 @@
             <w:color w:val="0000EE"/>
             <w:u w:val="single"/>
           </w:rPr>
-          <w:t>22:13</w:t>
+          <w:t>33:15–33</w:t>
         </w:r>
       </w:hyperlink>
       <w:r>
         <w:rPr>
           <w:lang w:val="zh_TW" w:bidi="zh_TW"/>
         </w:rPr>
-        <w:t>）。懶惰最終會導致貧窮與滅亡（</w:t>
-      </w:r>
-      <w:hyperlink r:id="rId16">
+        <w:t>，</w:t>
+      </w:r>
+      <w:hyperlink r:id="rId20">
         <w:r>
           <w:rPr>
             <w:lang w:val="zh_TW" w:bidi="zh_TW"/>
@@ -310,16 +382,16 @@
             <w:color w:val="0000EE"/>
             <w:u w:val="single"/>
           </w:rPr>
-          <w:t>6:6–10</w:t>
+          <w:t>36:7–17</w:t>
         </w:r>
       </w:hyperlink>
       <w:r>
         <w:rPr>
           <w:lang w:val="zh_TW" w:bidi="zh_TW"/>
         </w:rPr>
-        <w:t>，</w:t>
-      </w:r>
-      <w:hyperlink r:id="rId17">
+        <w:t>），他們認為約伯的苦難是神慈愛的管教，即使是神忠心的信徒也會遇到這樣的管教（</w:t>
+      </w:r>
+      <w:hyperlink r:id="rId21">
         <w:r>
           <w:rPr>
             <w:lang w:val="zh_TW" w:bidi="zh_TW"/>
@@ -328,16 +400,16 @@
             <w:color w:val="0000EE"/>
             <w:u w:val="single"/>
           </w:rPr>
-          <w:t>10:26</w:t>
+          <w:t>來12:6–12</w:t>
         </w:r>
       </w:hyperlink>
       <w:r>
         <w:rPr>
           <w:lang w:val="zh_TW" w:bidi="zh_TW"/>
         </w:rPr>
-        <w:t>，</w:t>
-      </w:r>
-      <w:hyperlink r:id="rId18">
+        <w:t>；見</w:t>
+      </w:r>
+      <w:hyperlink r:id="rId22">
         <w:r>
           <w:rPr>
             <w:lang w:val="zh_TW" w:bidi="zh_TW"/>
@@ -346,248 +418,14 @@
             <w:color w:val="0000EE"/>
             <w:u w:val="single"/>
           </w:rPr>
-          <w:t>15:19</w:t>
+          <w:t>箴3:11–12</w:t>
         </w:r>
       </w:hyperlink>
       <w:r>
         <w:rPr>
           <w:lang w:val="zh_TW" w:bidi="zh_TW"/>
         </w:rPr>
-        <w:t>，</w:t>
-      </w:r>
-      <w:hyperlink r:id="rId19">
-        <w:r>
-          <w:rPr>
-            <w:lang w:val="zh_TW" w:bidi="zh_TW"/>
-          </w:rPr>
-          <w:rPr>
-            <w:color w:val="0000EE"/>
-            <w:u w:val="single"/>
-          </w:rPr>
-          <w:t>18:9</w:t>
-        </w:r>
-      </w:hyperlink>
-      <w:r>
-        <w:rPr>
-          <w:lang w:val="zh_TW" w:bidi="zh_TW"/>
-        </w:rPr>
-        <w:t>，</w:t>
-      </w:r>
-      <w:hyperlink r:id="rId20">
-        <w:r>
-          <w:rPr>
-            <w:lang w:val="zh_TW" w:bidi="zh_TW"/>
-          </w:rPr>
-          <w:rPr>
-            <w:color w:val="0000EE"/>
-            <w:u w:val="single"/>
-          </w:rPr>
-          <w:t>19:15</w:t>
-        </w:r>
-      </w:hyperlink>
-      <w:r>
-        <w:rPr>
-          <w:lang w:val="zh_TW" w:bidi="zh_TW"/>
-        </w:rPr>
-        <w:t>、</w:t>
-      </w:r>
-      <w:hyperlink r:id="rId21">
-        <w:r>
-          <w:rPr>
-            <w:lang w:val="zh_TW" w:bidi="zh_TW"/>
-          </w:rPr>
-          <w:rPr>
-            <w:color w:val="0000EE"/>
-            <w:u w:val="single"/>
-          </w:rPr>
-          <w:t>24</w:t>
-        </w:r>
-      </w:hyperlink>
-      <w:r>
-        <w:rPr>
-          <w:lang w:val="zh_TW" w:bidi="zh_TW"/>
-        </w:rPr>
-        <w:t>，</w:t>
-      </w:r>
-      <w:hyperlink r:id="rId22">
-        <w:r>
-          <w:rPr>
-            <w:lang w:val="zh_TW" w:bidi="zh_TW"/>
-          </w:rPr>
-          <w:rPr>
-            <w:color w:val="0000EE"/>
-            <w:u w:val="single"/>
-          </w:rPr>
-          <w:t>20:4</w:t>
-        </w:r>
-      </w:hyperlink>
-      <w:r>
-        <w:rPr>
-          <w:lang w:val="zh_TW" w:bidi="zh_TW"/>
-        </w:rPr>
-        <w:t>，</w:t>
-      </w:r>
-      <w:hyperlink r:id="rId23">
-        <w:r>
-          <w:rPr>
-            <w:lang w:val="zh_TW" w:bidi="zh_TW"/>
-          </w:rPr>
-          <w:rPr>
-            <w:color w:val="0000EE"/>
-            <w:u w:val="single"/>
-          </w:rPr>
-          <w:t>21:25</w:t>
-        </w:r>
-      </w:hyperlink>
-      <w:r>
-        <w:rPr>
-          <w:lang w:val="zh_TW" w:bidi="zh_TW"/>
-        </w:rPr>
-        <w:t>，</w:t>
-      </w:r>
-      <w:hyperlink r:id="rId15">
-        <w:r>
-          <w:rPr>
-            <w:lang w:val="zh_TW" w:bidi="zh_TW"/>
-          </w:rPr>
-          <w:rPr>
-            <w:color w:val="0000EE"/>
-            <w:u w:val="single"/>
-          </w:rPr>
-          <w:t>22:13</w:t>
-        </w:r>
-      </w:hyperlink>
-      <w:r>
-        <w:rPr>
-          <w:lang w:val="zh_TW" w:bidi="zh_TW"/>
-        </w:rPr>
-        <w:t>，</w:t>
-      </w:r>
-      <w:hyperlink r:id="rId24">
-        <w:r>
-          <w:rPr>
-            <w:lang w:val="zh_TW" w:bidi="zh_TW"/>
-          </w:rPr>
-          <w:rPr>
-            <w:color w:val="0000EE"/>
-            <w:u w:val="single"/>
-          </w:rPr>
-          <w:t>24:30–34</w:t>
-        </w:r>
-      </w:hyperlink>
-      <w:r>
-        <w:rPr>
-          <w:lang w:val="zh_TW" w:bidi="zh_TW"/>
-        </w:rPr>
-        <w:t>，</w:t>
-      </w:r>
-      <w:hyperlink r:id="rId25">
-        <w:r>
-          <w:rPr>
-            <w:lang w:val="zh_TW" w:bidi="zh_TW"/>
-          </w:rPr>
-          <w:rPr>
-            <w:color w:val="0000EE"/>
-            <w:u w:val="single"/>
-          </w:rPr>
-          <w:t>26:13–16</w:t>
-        </w:r>
-      </w:hyperlink>
-      <w:r>
-        <w:rPr>
-          <w:lang w:val="zh_TW" w:bidi="zh_TW"/>
-        </w:rPr>
-        <w:t>）。相對來說，勤奮工作的人則是有智慧的，他們的勞碌帶來財富與美好的生活（</w:t>
-      </w:r>
-      <w:hyperlink r:id="rId26">
-        <w:r>
-          <w:rPr>
-            <w:lang w:val="zh_TW" w:bidi="zh_TW"/>
-          </w:rPr>
-          <w:rPr>
-            <w:color w:val="0000EE"/>
-            <w:u w:val="single"/>
-          </w:rPr>
-          <w:t>10:4–6</w:t>
-        </w:r>
-      </w:hyperlink>
-      <w:r>
-        <w:rPr>
-          <w:lang w:val="zh_TW" w:bidi="zh_TW"/>
-        </w:rPr>
-        <w:t>，</w:t>
-      </w:r>
-      <w:hyperlink r:id="rId27">
-        <w:r>
-          <w:rPr>
-            <w:lang w:val="zh_TW" w:bidi="zh_TW"/>
-          </w:rPr>
-          <w:rPr>
-            <w:color w:val="0000EE"/>
-            <w:u w:val="single"/>
-          </w:rPr>
-          <w:t>12:11</w:t>
-        </w:r>
-      </w:hyperlink>
-      <w:r>
-        <w:rPr>
-          <w:lang w:val="zh_TW" w:bidi="zh_TW"/>
-        </w:rPr>
-        <w:t>，</w:t>
-      </w:r>
-      <w:hyperlink r:id="rId28">
-        <w:r>
-          <w:rPr>
-            <w:lang w:val="zh_TW" w:bidi="zh_TW"/>
-          </w:rPr>
-          <w:rPr>
-            <w:color w:val="0000EE"/>
-            <w:u w:val="single"/>
-          </w:rPr>
-          <w:t>13:4</w:t>
-        </w:r>
-      </w:hyperlink>
-      <w:r>
-        <w:rPr>
-          <w:lang w:val="zh_TW" w:bidi="zh_TW"/>
-        </w:rPr>
-        <w:t>，</w:t>
-      </w:r>
-      <w:hyperlink r:id="rId29">
-        <w:r>
-          <w:rPr>
-            <w:lang w:val="zh_TW" w:bidi="zh_TW"/>
-          </w:rPr>
-          <w:rPr>
-            <w:color w:val="0000EE"/>
-            <w:u w:val="single"/>
-          </w:rPr>
-          <w:t>20:13</w:t>
-        </w:r>
-      </w:hyperlink>
-      <w:r>
-        <w:rPr>
-          <w:lang w:val="zh_TW" w:bidi="zh_TW"/>
-        </w:rPr>
-        <w:t>，</w:t>
-      </w:r>
-      <w:hyperlink r:id="rId30">
-        <w:r>
-          <w:rPr>
-            <w:lang w:val="zh_TW" w:bidi="zh_TW"/>
-          </w:rPr>
-          <w:rPr>
-            <w:color w:val="0000EE"/>
-            <w:u w:val="single"/>
-          </w:rPr>
-          <w:t>31:10–27</w:t>
-        </w:r>
-      </w:hyperlink>
-      <w:r>
-        <w:rPr>
-          <w:lang w:val="zh_TW" w:bidi="zh_TW"/>
-        </w:rPr>
-        <w:t>）。</w:t>
+        <w:t>）。但這個觀點與該書的開篇陳述互相矛盾。</w:t>
       </w:r>
     </w:p>
     <w:p>
@@ -601,9 +439,9 @@
         <w:rPr>
           <w:lang w:val="zh_TW" w:bidi="zh_TW"/>
         </w:rPr>
-        <w:t>然而，最終的意義與滿足並不來自辛勤工作本身 （</w:t>
-      </w:r>
-      <w:hyperlink r:id="rId31">
+        <w:t>約伯受苦是因為神想向撒但顯示約伯的誠實和忠心。神對約伯的生命一直持有正面的看法 （</w:t>
+      </w:r>
+      <w:hyperlink r:id="rId13">
         <w:r>
           <w:rPr>
             <w:lang w:val="zh_TW" w:bidi="zh_TW"/>
@@ -612,16 +450,16 @@
             <w:color w:val="0000EE"/>
             <w:u w:val="single"/>
           </w:rPr>
-          <w:t>傳2:17–26</w:t>
+          <w:t>伯1:1</w:t>
         </w:r>
       </w:hyperlink>
       <w:r>
         <w:rPr>
           <w:lang w:val="zh_TW" w:bidi="zh_TW"/>
         </w:rPr>
-        <w:t>），我們也不可忘記神賜福與供應的大能 （</w:t>
-      </w:r>
-      <w:hyperlink r:id="rId32">
+        <w:t>、</w:t>
+      </w:r>
+      <w:hyperlink r:id="rId14">
         <w:r>
           <w:rPr>
             <w:lang w:val="zh_TW" w:bidi="zh_TW"/>
@@ -630,16 +468,16 @@
             <w:color w:val="0000EE"/>
             <w:u w:val="single"/>
           </w:rPr>
-          <w:t>詩127:2</w:t>
+          <w:t>8</w:t>
         </w:r>
       </w:hyperlink>
       <w:r>
         <w:rPr>
           <w:lang w:val="zh_TW" w:bidi="zh_TW"/>
         </w:rPr>
-        <w:t>）。儘管如此，我們仍然不可懶惰。神創造我們，是要我們運用祂所賜的恩賜與能力，積極作工，供應自己與他人的需要 （</w:t>
-      </w:r>
-      <w:hyperlink r:id="rId33">
+        <w:t>，</w:t>
+      </w:r>
+      <w:hyperlink r:id="rId15">
         <w:r>
           <w:rPr>
             <w:lang w:val="zh_TW" w:bidi="zh_TW"/>
@@ -648,16 +486,16 @@
             <w:color w:val="0000EE"/>
             <w:u w:val="single"/>
           </w:rPr>
-          <w:t>弗4:28</w:t>
+          <w:t>2:3</w:t>
         </w:r>
       </w:hyperlink>
       <w:r>
         <w:rPr>
           <w:lang w:val="zh_TW" w:bidi="zh_TW"/>
         </w:rPr>
-        <w:t>；</w:t>
-      </w:r>
-      <w:hyperlink r:id="rId34">
+        <w:t>，</w:t>
+      </w:r>
+      <w:hyperlink r:id="rId23">
         <w:r>
           <w:rPr>
             <w:lang w:val="zh_TW" w:bidi="zh_TW"/>
@@ -666,16 +504,16 @@
             <w:color w:val="0000EE"/>
             <w:u w:val="single"/>
           </w:rPr>
-          <w:t>帖前4:11–12</w:t>
+          <w:t>42:7</w:t>
         </w:r>
       </w:hyperlink>
       <w:r>
         <w:rPr>
           <w:lang w:val="zh_TW" w:bidi="zh_TW"/>
         </w:rPr>
-        <w:t>；</w:t>
-      </w:r>
-      <w:hyperlink r:id="rId35">
+        <w:t>）。這個觀念在新約聖經中延續，約伯的忍耐是我們應該效法的榜樣 （</w:t>
+      </w:r>
+      <w:hyperlink r:id="rId24">
         <w:r>
           <w:rPr>
             <w:lang w:val="zh_TW" w:bidi="zh_TW"/>
@@ -684,7 +522,7 @@
             <w:color w:val="0000EE"/>
             <w:u w:val="single"/>
           </w:rPr>
-          <w:t>帖後3:6–13</w:t>
+          <w:t>雅5:11</w:t>
         </w:r>
       </w:hyperlink>
       <w:r>
@@ -703,10 +541,9 @@
       </w:r>
       <w:r>
         <w:rPr>
-          <w:u w:val="single"/>
-          <w:lang w:val="zh_TW" w:bidi="zh_TW"/>
-        </w:rPr>
-        <w:t>進深研究的經文段落</w:t>
+          <w:lang w:val="zh_TW" w:bidi="zh_TW"/>
+        </w:rPr>
+        <w:t>約伯的反應是正常的。他並非一直保持堅定，因為他的試煉影響了他。他無法大膽地輕看他的患難，彷彿它們對他毫無影響。他的反應就像任何平常人一樣。</w:t>
       </w:r>
     </w:p>
     <w:p>
@@ -716,7 +553,13 @@
           <w:lang w:val="zh_TW" w:bidi="zh_TW"/>
         </w:rPr>
       </w:r>
-      <w:hyperlink r:id="rId36">
+      <w:r>
+        <w:rPr>
+          <w:lang w:val="zh_TW" w:bidi="zh_TW"/>
+        </w:rPr>
+        <w:t>約伯變得憤怒、抗議、抱怨，在信心與絕望之間來回掙扎。但他從未放棄盼望。他不詛咒神，也不虛假認罪，試圖以此影響神來解除他的痛苦。雖然約伯無法理解他的處境，但他知道他的答案將來自神（</w:t>
+      </w:r>
+      <w:hyperlink r:id="rId25">
         <w:r>
           <w:rPr>
             <w:lang w:val="zh_TW" w:bidi="zh_TW"/>
@@ -725,16 +568,39 @@
             <w:color w:val="0000EE"/>
             <w:u w:val="single"/>
           </w:rPr>
-          <w:t>出23:12</w:t>
+          <w:t>伯19:25–27</w:t>
         </w:r>
       </w:hyperlink>
       <w:r>
         <w:rPr>
           <w:lang w:val="zh_TW" w:bidi="zh_TW"/>
         </w:rPr>
-        <w:t>；</w:t>
-      </w:r>
-      <w:hyperlink r:id="rId37">
+        <w:t>）。</w:t>
+      </w:r>
+    </w:p>
+    <w:p>
+      <w:pPr/>
+      <w:r>
+        <w:rPr>
+          <w:lang w:val="zh_TW" w:bidi="zh_TW"/>
+        </w:rPr>
+      </w:r>
+      <w:r>
+        <w:rPr>
+          <w:u w:val="single"/>
+          <w:lang w:val="zh_TW" w:bidi="zh_TW"/>
+        </w:rPr>
+        <w:t>進深研究的經文段落</w:t>
+      </w:r>
+    </w:p>
+    <w:p>
+      <w:pPr/>
+      <w:r>
+        <w:rPr>
+          <w:lang w:val="zh_TW" w:bidi="zh_TW"/>
+        </w:rPr>
+      </w:r>
+      <w:hyperlink r:id="rId13">
         <w:r>
           <w:rPr>
             <w:lang w:val="zh_TW" w:bidi="zh_TW"/>
@@ -743,9 +609,51 @@
             <w:color w:val="0000EE"/>
             <w:u w:val="single"/>
           </w:rPr>
-          <w:t>箴言6:6–11，</w:t>
+          <w:t>伯1:1</w:t>
         </w:r>
       </w:hyperlink>
+      <w:r>
+        <w:rPr>
+          <w:lang w:val="zh_TW" w:bidi="zh_TW"/>
+        </w:rPr>
+        <w:t>、</w:t>
+      </w:r>
+      <w:hyperlink r:id="rId14">
+        <w:r>
+          <w:rPr>
+            <w:lang w:val="zh_TW" w:bidi="zh_TW"/>
+          </w:rPr>
+          <w:rPr>
+            <w:color w:val="0000EE"/>
+            <w:u w:val="single"/>
+          </w:rPr>
+          <w:t>8</w:t>
+        </w:r>
+      </w:hyperlink>
+      <w:r>
+        <w:rPr>
+          <w:lang w:val="zh_TW" w:bidi="zh_TW"/>
+        </w:rPr>
+        <w:t>，</w:t>
+      </w:r>
+      <w:hyperlink r:id="rId15">
+        <w:r>
+          <w:rPr>
+            <w:lang w:val="zh_TW" w:bidi="zh_TW"/>
+          </w:rPr>
+          <w:rPr>
+            <w:color w:val="0000EE"/>
+            <w:u w:val="single"/>
+          </w:rPr>
+          <w:t>2:3</w:t>
+        </w:r>
+      </w:hyperlink>
+      <w:r>
+        <w:rPr>
+          <w:lang w:val="zh_TW" w:bidi="zh_TW"/>
+        </w:rPr>
+        <w:t>，</w:t>
+      </w:r>
       <w:hyperlink r:id="rId26">
         <w:r>
           <w:rPr>
@@ -755,14 +663,86 @@
             <w:color w:val="0000EE"/>
             <w:u w:val="single"/>
           </w:rPr>
-          <w:t>10:4–6</w:t>
+          <w:t>5:17–18</w:t>
         </w:r>
       </w:hyperlink>
       <w:r>
         <w:rPr>
           <w:lang w:val="zh_TW" w:bidi="zh_TW"/>
         </w:rPr>
-        <w:t>、</w:t>
+        <w:t>，</w:t>
+      </w:r>
+      <w:hyperlink r:id="rId25">
+        <w:r>
+          <w:rPr>
+            <w:lang w:val="zh_TW" w:bidi="zh_TW"/>
+          </w:rPr>
+          <w:rPr>
+            <w:color w:val="0000EE"/>
+            <w:u w:val="single"/>
+          </w:rPr>
+          <w:t>19:25–27</w:t>
+        </w:r>
+      </w:hyperlink>
+      <w:r>
+        <w:rPr>
+          <w:lang w:val="zh_TW" w:bidi="zh_TW"/>
+        </w:rPr>
+        <w:t>，</w:t>
+      </w:r>
+      <w:hyperlink r:id="rId27">
+        <w:r>
+          <w:rPr>
+            <w:lang w:val="zh_TW" w:bidi="zh_TW"/>
+          </w:rPr>
+          <w:rPr>
+            <w:color w:val="0000EE"/>
+            <w:u w:val="single"/>
+          </w:rPr>
+          <w:t>33:15–28</w:t>
+        </w:r>
+      </w:hyperlink>
+      <w:r>
+        <w:rPr>
+          <w:lang w:val="zh_TW" w:bidi="zh_TW"/>
+        </w:rPr>
+        <w:t>，</w:t>
+      </w:r>
+      <w:hyperlink r:id="rId28">
+        <w:r>
+          <w:rPr>
+            <w:lang w:val="zh_TW" w:bidi="zh_TW"/>
+          </w:rPr>
+          <w:rPr>
+            <w:color w:val="0000EE"/>
+            <w:u w:val="single"/>
+          </w:rPr>
+          <w:t>36:8–15</w:t>
+        </w:r>
+      </w:hyperlink>
+      <w:r>
+        <w:rPr>
+          <w:lang w:val="zh_TW" w:bidi="zh_TW"/>
+        </w:rPr>
+        <w:t>，</w:t>
+      </w:r>
+      <w:hyperlink r:id="rId16">
+        <w:r>
+          <w:rPr>
+            <w:lang w:val="zh_TW" w:bidi="zh_TW"/>
+          </w:rPr>
+          <w:rPr>
+            <w:color w:val="0000EE"/>
+            <w:u w:val="single"/>
+          </w:rPr>
+          <w:t>38:2</w:t>
+        </w:r>
+      </w:hyperlink>
+      <w:r>
+        <w:rPr>
+          <w:lang w:val="zh_TW" w:bidi="zh_TW"/>
+        </w:rPr>
+        <w:t>，</w:t>
       </w:r>
       <w:hyperlink r:id="rId17">
         <w:r>
@@ -773,10 +753,16 @@
             <w:color w:val="0000EE"/>
             <w:u w:val="single"/>
           </w:rPr>
-          <w:t>26，</w:t>
+          <w:t>40:8</w:t>
         </w:r>
       </w:hyperlink>
-      <w:hyperlink r:id="rId27">
+      <w:r>
+        <w:rPr>
+          <w:lang w:val="zh_TW" w:bidi="zh_TW"/>
+        </w:rPr>
+        <w:t>，</w:t>
+      </w:r>
+      <w:hyperlink r:id="rId23">
         <w:r>
           <w:rPr>
             <w:lang w:val="zh_TW" w:bidi="zh_TW"/>
@@ -785,16 +771,16 @@
             <w:color w:val="0000EE"/>
             <w:u w:val="single"/>
           </w:rPr>
-          <w:t>12:11</w:t>
+          <w:t>42:7</w:t>
         </w:r>
       </w:hyperlink>
       <w:r>
         <w:rPr>
           <w:lang w:val="zh_TW" w:bidi="zh_TW"/>
         </w:rPr>
-        <w:t>、</w:t>
-      </w:r>
-      <w:hyperlink r:id="rId38">
+        <w:t>；</w:t>
+      </w:r>
+      <w:hyperlink r:id="rId29">
         <w:r>
           <w:rPr>
             <w:lang w:val="zh_TW" w:bidi="zh_TW"/>
@@ -803,16 +789,16 @@
             <w:color w:val="0000EE"/>
             <w:u w:val="single"/>
           </w:rPr>
-          <w:t>24</w:t>
+          <w:t>箴3:11</w:t>
         </w:r>
       </w:hyperlink>
       <w:r>
         <w:rPr>
           <w:lang w:val="zh_TW" w:bidi="zh_TW"/>
         </w:rPr>
-        <w:t>、</w:t>
-      </w:r>
-      <w:hyperlink r:id="rId39">
+        <w:t>；</w:t>
+      </w:r>
+      <w:hyperlink r:id="rId30">
         <w:r>
           <w:rPr>
             <w:lang w:val="zh_TW" w:bidi="zh_TW"/>
@@ -821,10 +807,16 @@
             <w:color w:val="0000EE"/>
             <w:u w:val="single"/>
           </w:rPr>
-          <w:t>27，</w:t>
+          <w:t>來12:7</w:t>
         </w:r>
       </w:hyperlink>
-      <w:hyperlink r:id="rId28">
+      <w:r>
+        <w:rPr>
+          <w:lang w:val="zh_TW" w:bidi="zh_TW"/>
+        </w:rPr>
+        <w:t>、</w:t>
+      </w:r>
+      <w:hyperlink r:id="rId31">
         <w:r>
           <w:rPr>
             <w:lang w:val="zh_TW" w:bidi="zh_TW"/>
@@ -833,16 +825,16 @@
             <w:color w:val="0000EE"/>
             <w:u w:val="single"/>
           </w:rPr>
-          <w:t>13:4</w:t>
+          <w:t>10</w:t>
         </w:r>
       </w:hyperlink>
       <w:r>
         <w:rPr>
           <w:lang w:val="zh_TW" w:bidi="zh_TW"/>
         </w:rPr>
-        <w:t>、</w:t>
-      </w:r>
-      <w:hyperlink r:id="rId40">
+        <w:t>；</w:t>
+      </w:r>
+      <w:hyperlink r:id="rId24">
         <w:r>
           <w:rPr>
             <w:lang w:val="zh_TW" w:bidi="zh_TW"/>
@@ -851,295 +843,7 @@
             <w:color w:val="0000EE"/>
             <w:u w:val="single"/>
           </w:rPr>
-          <w:t>11，</w:t>
-        </w:r>
-      </w:hyperlink>
-      <w:hyperlink r:id="rId41">
-        <w:r>
-          <w:rPr>
-            <w:lang w:val="zh_TW" w:bidi="zh_TW"/>
-          </w:rPr>
-          <w:rPr>
-            <w:color w:val="0000EE"/>
-            <w:u w:val="single"/>
-          </w:rPr>
-          <w:t>14:4</w:t>
-        </w:r>
-      </w:hyperlink>
-      <w:r>
-        <w:rPr>
-          <w:lang w:val="zh_TW" w:bidi="zh_TW"/>
-        </w:rPr>
-        <w:t>、</w:t>
-      </w:r>
-      <w:hyperlink r:id="rId42">
-        <w:r>
-          <w:rPr>
-            <w:lang w:val="zh_TW" w:bidi="zh_TW"/>
-          </w:rPr>
-          <w:rPr>
-            <w:color w:val="0000EE"/>
-            <w:u w:val="single"/>
-          </w:rPr>
-          <w:t>23，</w:t>
-        </w:r>
-      </w:hyperlink>
-      <w:hyperlink r:id="rId18">
-        <w:r>
-          <w:rPr>
-            <w:lang w:val="zh_TW" w:bidi="zh_TW"/>
-          </w:rPr>
-          <w:rPr>
-            <w:color w:val="0000EE"/>
-            <w:u w:val="single"/>
-          </w:rPr>
-          <w:t>15:19，</w:t>
-        </w:r>
-      </w:hyperlink>
-      <w:hyperlink r:id="rId19">
-        <w:r>
-          <w:rPr>
-            <w:lang w:val="zh_TW" w:bidi="zh_TW"/>
-          </w:rPr>
-          <w:rPr>
-            <w:color w:val="0000EE"/>
-            <w:u w:val="single"/>
-          </w:rPr>
-          <w:t>18:9，</w:t>
-        </w:r>
-      </w:hyperlink>
-      <w:hyperlink r:id="rId20">
-        <w:r>
-          <w:rPr>
-            <w:lang w:val="zh_TW" w:bidi="zh_TW"/>
-          </w:rPr>
-          <w:rPr>
-            <w:color w:val="0000EE"/>
-            <w:u w:val="single"/>
-          </w:rPr>
-          <w:t>19:15，</w:t>
-        </w:r>
-      </w:hyperlink>
-      <w:hyperlink r:id="rId43">
-        <w:r>
-          <w:rPr>
-            <w:lang w:val="zh_TW" w:bidi="zh_TW"/>
-          </w:rPr>
-          <w:rPr>
-            <w:color w:val="0000EE"/>
-            <w:u w:val="single"/>
-          </w:rPr>
-          <w:t>21:5</w:t>
-        </w:r>
-      </w:hyperlink>
-      <w:r>
-        <w:rPr>
-          <w:lang w:val="zh_TW" w:bidi="zh_TW"/>
-        </w:rPr>
-        <w:t>、</w:t>
-      </w:r>
-      <w:hyperlink r:id="rId23">
-        <w:r>
-          <w:rPr>
-            <w:lang w:val="zh_TW" w:bidi="zh_TW"/>
-          </w:rPr>
-          <w:rPr>
-            <w:color w:val="0000EE"/>
-            <w:u w:val="single"/>
-          </w:rPr>
-          <w:t>25，</w:t>
-        </w:r>
-      </w:hyperlink>
-      <w:hyperlink r:id="rId24">
-        <w:r>
-          <w:rPr>
-            <w:lang w:val="zh_TW" w:bidi="zh_TW"/>
-          </w:rPr>
-          <w:rPr>
-            <w:color w:val="0000EE"/>
-            <w:u w:val="single"/>
-          </w:rPr>
-          <w:t>24:30–34，</w:t>
-        </w:r>
-      </w:hyperlink>
-      <w:hyperlink r:id="rId25">
-        <w:r>
-          <w:rPr>
-            <w:lang w:val="zh_TW" w:bidi="zh_TW"/>
-          </w:rPr>
-          <w:rPr>
-            <w:color w:val="0000EE"/>
-            <w:u w:val="single"/>
-          </w:rPr>
-          <w:t>26:13–16</w:t>
-        </w:r>
-      </w:hyperlink>
-      <w:r>
-        <w:rPr>
-          <w:lang w:val="zh_TW" w:bidi="zh_TW"/>
-        </w:rPr>
-        <w:t>、</w:t>
-      </w:r>
-      <w:hyperlink r:id="rId44">
-        <w:r>
-          <w:rPr>
-            <w:lang w:val="zh_TW" w:bidi="zh_TW"/>
-          </w:rPr>
-          <w:rPr>
-            <w:color w:val="0000EE"/>
-            <w:u w:val="single"/>
-          </w:rPr>
-          <w:t>28:19，</w:t>
-        </w:r>
-      </w:hyperlink>
-      <w:hyperlink r:id="rId45">
-        <w:r>
-          <w:rPr>
-            <w:lang w:val="zh_TW" w:bidi="zh_TW"/>
-          </w:rPr>
-          <w:rPr>
-            <w:color w:val="0000EE"/>
-            <w:u w:val="single"/>
-          </w:rPr>
-          <w:t>31:10–31</w:t>
-        </w:r>
-      </w:hyperlink>
-      <w:r>
-        <w:rPr>
-          <w:lang w:val="zh_TW" w:bidi="zh_TW"/>
-        </w:rPr>
-        <w:t>；</w:t>
-      </w:r>
-      <w:hyperlink r:id="rId46">
-        <w:r>
-          <w:rPr>
-            <w:lang w:val="zh_TW" w:bidi="zh_TW"/>
-          </w:rPr>
-          <w:rPr>
-            <w:color w:val="0000EE"/>
-            <w:u w:val="single"/>
-          </w:rPr>
-          <w:t>傳2:18–26，</w:t>
-        </w:r>
-      </w:hyperlink>
-      <w:hyperlink r:id="rId47">
-        <w:r>
-          <w:rPr>
-            <w:lang w:val="zh_TW" w:bidi="zh_TW"/>
-          </w:rPr>
-          <w:rPr>
-            <w:color w:val="0000EE"/>
-            <w:u w:val="single"/>
-          </w:rPr>
-          <w:t>4:5–6，</w:t>
-        </w:r>
-      </w:hyperlink>
-      <w:hyperlink r:id="rId48">
-        <w:r>
-          <w:rPr>
-            <w:lang w:val="zh_TW" w:bidi="zh_TW"/>
-          </w:rPr>
-          <w:rPr>
-            <w:color w:val="0000EE"/>
-            <w:u w:val="single"/>
-          </w:rPr>
-          <w:t>5:12，</w:t>
-        </w:r>
-      </w:hyperlink>
-      <w:hyperlink r:id="rId49">
-        <w:r>
-          <w:rPr>
-            <w:lang w:val="zh_TW" w:bidi="zh_TW"/>
-          </w:rPr>
-          <w:rPr>
-            <w:color w:val="0000EE"/>
-            <w:u w:val="single"/>
-          </w:rPr>
-          <w:t>9:10，</w:t>
-        </w:r>
-      </w:hyperlink>
-      <w:hyperlink r:id="rId50">
-        <w:r>
-          <w:rPr>
-            <w:lang w:val="zh_TW" w:bidi="zh_TW"/>
-          </w:rPr>
-          <w:rPr>
-            <w:color w:val="0000EE"/>
-            <w:u w:val="single"/>
-          </w:rPr>
-          <w:t>11:4–6</w:t>
-        </w:r>
-      </w:hyperlink>
-      <w:r>
-        <w:rPr>
-          <w:lang w:val="zh_TW" w:bidi="zh_TW"/>
-        </w:rPr>
-        <w:t>；</w:t>
-      </w:r>
-      <w:hyperlink r:id="rId51">
-        <w:r>
-          <w:rPr>
-            <w:lang w:val="zh_TW" w:bidi="zh_TW"/>
-          </w:rPr>
-          <w:rPr>
-            <w:color w:val="0000EE"/>
-            <w:u w:val="single"/>
-          </w:rPr>
-          <w:t>羅12:11</w:t>
-        </w:r>
-      </w:hyperlink>
-      <w:r>
-        <w:rPr>
-          <w:lang w:val="zh_TW" w:bidi="zh_TW"/>
-        </w:rPr>
-        <w:t>；</w:t>
-      </w:r>
-      <w:hyperlink r:id="rId33">
-        <w:r>
-          <w:rPr>
-            <w:lang w:val="zh_TW" w:bidi="zh_TW"/>
-          </w:rPr>
-          <w:rPr>
-            <w:color w:val="0000EE"/>
-            <w:u w:val="single"/>
-          </w:rPr>
-          <w:t>弗4:28</w:t>
-        </w:r>
-      </w:hyperlink>
-      <w:r>
-        <w:rPr>
-          <w:lang w:val="zh_TW" w:bidi="zh_TW"/>
-        </w:rPr>
-        <w:t>；</w:t>
-      </w:r>
-      <w:hyperlink r:id="rId34">
-        <w:r>
-          <w:rPr>
-            <w:lang w:val="zh_TW" w:bidi="zh_TW"/>
-          </w:rPr>
-          <w:rPr>
-            <w:color w:val="0000EE"/>
-            <w:u w:val="single"/>
-          </w:rPr>
-          <w:t>帖前4:11–12</w:t>
-        </w:r>
-      </w:hyperlink>
-      <w:r>
-        <w:rPr>
-          <w:lang w:val="zh_TW" w:bidi="zh_TW"/>
-        </w:rPr>
-        <w:t>；</w:t>
-      </w:r>
-      <w:hyperlink r:id="rId52">
-        <w:r>
-          <w:rPr>
-            <w:lang w:val="zh_TW" w:bidi="zh_TW"/>
-          </w:rPr>
-          <w:rPr>
-            <w:color w:val="0000EE"/>
-            <w:u w:val="single"/>
-          </w:rPr>
-          <w:t>帖後3:10–15</w:t>
+          <w:t>雅5:11</w:t>
         </w:r>
       </w:hyperlink>
       <w:r>

--- a/zht/docx/048.content.docx
+++ b/zht/docx/048.content.docx
@@ -19,7 +19,7 @@
         <w:rPr>
           <w:lang w:val="zh_TW" w:bidi="zh_TW"/>
         </w:rPr>
-        <w:t>Resource: Tyndale Open Study Notes</w:t>
+        <w:t>Resource: Aquifer Open Study Notes (Themes)</w:t>
       </w:r>
       <w:r>
         <w:rPr>
@@ -112,7 +112,7 @@
         <w:rPr>
           <w:lang w:val="zh_TW" w:bidi="zh_TW"/>
         </w:rPr>
-        <w:t>Tyndale Open Study Notes</w:t>
+        <w:t>Aquifer Open Study Notes (Themes)</w:t>
       </w:r>
     </w:p>
     <w:p>

--- a/zht/docx/048.content.docx
+++ b/zht/docx/048.content.docx
@@ -233,90 +233,60 @@
         </w:rPr>
         <w:t>約伯的故事展現了他性格中善與惡之間的張力。約伯記的開頭明確地讚許了約伯（</w:t>
       </w:r>
-      <w:hyperlink r:id="rId13">
-        <w:r>
-          <w:rPr>
-            <w:lang w:val="zh_TW" w:bidi="zh_TW"/>
-          </w:rPr>
-          <w:rPr>
-            <w:color w:val="0000EE"/>
-            <w:u w:val="single"/>
-          </w:rPr>
-          <w:t>伯1:1</w:t>
-        </w:r>
-      </w:hyperlink>
+      <w:r>
+        <w:rPr>
+          <w:lang w:val="zh_TW" w:bidi="zh_TW"/>
+        </w:rPr>
+        <w:t>伯1:1</w:t>
+      </w:r>
       <w:r>
         <w:rPr>
           <w:lang w:val="zh_TW" w:bidi="zh_TW"/>
         </w:rPr>
         <w:t>、</w:t>
       </w:r>
-      <w:hyperlink r:id="rId14">
-        <w:r>
-          <w:rPr>
-            <w:lang w:val="zh_TW" w:bidi="zh_TW"/>
-          </w:rPr>
-          <w:rPr>
-            <w:color w:val="0000EE"/>
-            <w:u w:val="single"/>
-          </w:rPr>
-          <w:t>8</w:t>
-        </w:r>
-      </w:hyperlink>
+      <w:r>
+        <w:rPr>
+          <w:lang w:val="zh_TW" w:bidi="zh_TW"/>
+        </w:rPr>
+        <w:t>8</w:t>
+      </w:r>
       <w:r>
         <w:rPr>
           <w:lang w:val="zh_TW" w:bidi="zh_TW"/>
         </w:rPr>
         <w:t>，</w:t>
       </w:r>
-      <w:hyperlink r:id="rId15">
-        <w:r>
-          <w:rPr>
-            <w:lang w:val="zh_TW" w:bidi="zh_TW"/>
-          </w:rPr>
-          <w:rPr>
-            <w:color w:val="0000EE"/>
-            <w:u w:val="single"/>
-          </w:rPr>
-          <w:t>2:3</w:t>
-        </w:r>
-      </w:hyperlink>
+      <w:r>
+        <w:rPr>
+          <w:lang w:val="zh_TW" w:bidi="zh_TW"/>
+        </w:rPr>
+        <w:t>2:3</w:t>
+      </w:r>
       <w:r>
         <w:rPr>
           <w:lang w:val="zh_TW" w:bidi="zh_TW"/>
         </w:rPr>
         <w:t>）。但後來，神直接質問約伯：「誰用無知的言語使我的旨意暗昧不明？」（</w:t>
       </w:r>
-      <w:hyperlink r:id="rId16">
-        <w:r>
-          <w:rPr>
-            <w:lang w:val="zh_TW" w:bidi="zh_TW"/>
-          </w:rPr>
-          <w:rPr>
-            <w:color w:val="0000EE"/>
-            <w:u w:val="single"/>
-          </w:rPr>
-          <w:t>38:2</w:t>
-        </w:r>
-      </w:hyperlink>
+      <w:r>
+        <w:rPr>
+          <w:lang w:val="zh_TW" w:bidi="zh_TW"/>
+        </w:rPr>
+        <w:t>38:2</w:t>
+      </w:r>
       <w:r>
         <w:rPr>
           <w:lang w:val="zh_TW" w:bidi="zh_TW"/>
         </w:rPr>
         <w:t>）。「你豈可廢棄我所擬定的？豈可定我有罪，好顯自己為義嗎？」（</w:t>
       </w:r>
-      <w:hyperlink r:id="rId17">
-        <w:r>
-          <w:rPr>
-            <w:lang w:val="zh_TW" w:bidi="zh_TW"/>
-          </w:rPr>
-          <w:rPr>
-            <w:color w:val="0000EE"/>
-            <w:u w:val="single"/>
-          </w:rPr>
-          <w:t>40:8</w:t>
-        </w:r>
-      </w:hyperlink>
+      <w:r>
+        <w:rPr>
+          <w:lang w:val="zh_TW" w:bidi="zh_TW"/>
+        </w:rPr>
+        <w:t>40:8</w:t>
+      </w:r>
       <w:r>
         <w:rPr>
           <w:lang w:val="zh_TW" w:bidi="zh_TW"/>
@@ -337,90 +307,60 @@
         </w:rPr>
         <w:t>有些解經家認為約伯說得太多，因而混淆了神與撒旦的工作。有些現代解經家則認同約伯朋友的觀點，將約伯的苦難歸咎於他自己。另一些人則像以利法和以利戶一樣地爭辯（</w:t>
       </w:r>
-      <w:hyperlink r:id="rId18">
-        <w:r>
-          <w:rPr>
-            <w:lang w:val="zh_TW" w:bidi="zh_TW"/>
-          </w:rPr>
-          <w:rPr>
-            <w:color w:val="0000EE"/>
-            <w:u w:val="single"/>
-          </w:rPr>
-          <w:t>5:17–27</w:t>
-        </w:r>
-      </w:hyperlink>
+      <w:r>
+        <w:rPr>
+          <w:lang w:val="zh_TW" w:bidi="zh_TW"/>
+        </w:rPr>
+        <w:t>5:17–27</w:t>
+      </w:r>
       <w:r>
         <w:rPr>
           <w:lang w:val="zh_TW" w:bidi="zh_TW"/>
         </w:rPr>
         <w:t>，</w:t>
       </w:r>
-      <w:hyperlink r:id="rId19">
-        <w:r>
-          <w:rPr>
-            <w:lang w:val="zh_TW" w:bidi="zh_TW"/>
-          </w:rPr>
-          <w:rPr>
-            <w:color w:val="0000EE"/>
-            <w:u w:val="single"/>
-          </w:rPr>
-          <w:t>33:15–33</w:t>
-        </w:r>
-      </w:hyperlink>
+      <w:r>
+        <w:rPr>
+          <w:lang w:val="zh_TW" w:bidi="zh_TW"/>
+        </w:rPr>
+        <w:t>33:15–33</w:t>
+      </w:r>
       <w:r>
         <w:rPr>
           <w:lang w:val="zh_TW" w:bidi="zh_TW"/>
         </w:rPr>
         <w:t>，</w:t>
       </w:r>
-      <w:hyperlink r:id="rId20">
-        <w:r>
-          <w:rPr>
-            <w:lang w:val="zh_TW" w:bidi="zh_TW"/>
-          </w:rPr>
-          <w:rPr>
-            <w:color w:val="0000EE"/>
-            <w:u w:val="single"/>
-          </w:rPr>
-          <w:t>36:7–17</w:t>
-        </w:r>
-      </w:hyperlink>
+      <w:r>
+        <w:rPr>
+          <w:lang w:val="zh_TW" w:bidi="zh_TW"/>
+        </w:rPr>
+        <w:t>36:7–17</w:t>
+      </w:r>
       <w:r>
         <w:rPr>
           <w:lang w:val="zh_TW" w:bidi="zh_TW"/>
         </w:rPr>
         <w:t>），他們認為約伯的苦難是神慈愛的管教，即使是神忠心的信徒也會遇到這樣的管教（</w:t>
       </w:r>
-      <w:hyperlink r:id="rId21">
-        <w:r>
-          <w:rPr>
-            <w:lang w:val="zh_TW" w:bidi="zh_TW"/>
-          </w:rPr>
-          <w:rPr>
-            <w:color w:val="0000EE"/>
-            <w:u w:val="single"/>
-          </w:rPr>
-          <w:t>來12:6–12</w:t>
-        </w:r>
-      </w:hyperlink>
+      <w:r>
+        <w:rPr>
+          <w:lang w:val="zh_TW" w:bidi="zh_TW"/>
+        </w:rPr>
+        <w:t>來12:6–12</w:t>
+      </w:r>
       <w:r>
         <w:rPr>
           <w:lang w:val="zh_TW" w:bidi="zh_TW"/>
         </w:rPr>
         <w:t>；見</w:t>
       </w:r>
-      <w:hyperlink r:id="rId22">
-        <w:r>
-          <w:rPr>
-            <w:lang w:val="zh_TW" w:bidi="zh_TW"/>
-          </w:rPr>
-          <w:rPr>
-            <w:color w:val="0000EE"/>
-            <w:u w:val="single"/>
-          </w:rPr>
-          <w:t>箴3:11–12</w:t>
-        </w:r>
-      </w:hyperlink>
+      <w:r>
+        <w:rPr>
+          <w:lang w:val="zh_TW" w:bidi="zh_TW"/>
+        </w:rPr>
+        <w:t>箴3:11–12</w:t>
+      </w:r>
       <w:r>
         <w:rPr>
           <w:lang w:val="zh_TW" w:bidi="zh_TW"/>
@@ -441,90 +381,60 @@
         </w:rPr>
         <w:t>約伯受苦是因為神想向撒但顯示約伯的誠實和忠心。神對約伯的生命一直持有正面的看法 （</w:t>
       </w:r>
-      <w:hyperlink r:id="rId13">
-        <w:r>
-          <w:rPr>
-            <w:lang w:val="zh_TW" w:bidi="zh_TW"/>
-          </w:rPr>
-          <w:rPr>
-            <w:color w:val="0000EE"/>
-            <w:u w:val="single"/>
-          </w:rPr>
-          <w:t>伯1:1</w:t>
-        </w:r>
-      </w:hyperlink>
+      <w:r>
+        <w:rPr>
+          <w:lang w:val="zh_TW" w:bidi="zh_TW"/>
+        </w:rPr>
+        <w:t>伯1:1</w:t>
+      </w:r>
       <w:r>
         <w:rPr>
           <w:lang w:val="zh_TW" w:bidi="zh_TW"/>
         </w:rPr>
         <w:t>、</w:t>
       </w:r>
-      <w:hyperlink r:id="rId14">
-        <w:r>
-          <w:rPr>
-            <w:lang w:val="zh_TW" w:bidi="zh_TW"/>
-          </w:rPr>
-          <w:rPr>
-            <w:color w:val="0000EE"/>
-            <w:u w:val="single"/>
-          </w:rPr>
-          <w:t>8</w:t>
-        </w:r>
-      </w:hyperlink>
+      <w:r>
+        <w:rPr>
+          <w:lang w:val="zh_TW" w:bidi="zh_TW"/>
+        </w:rPr>
+        <w:t>8</w:t>
+      </w:r>
       <w:r>
         <w:rPr>
           <w:lang w:val="zh_TW" w:bidi="zh_TW"/>
         </w:rPr>
         <w:t>，</w:t>
       </w:r>
-      <w:hyperlink r:id="rId15">
-        <w:r>
-          <w:rPr>
-            <w:lang w:val="zh_TW" w:bidi="zh_TW"/>
-          </w:rPr>
-          <w:rPr>
-            <w:color w:val="0000EE"/>
-            <w:u w:val="single"/>
-          </w:rPr>
-          <w:t>2:3</w:t>
-        </w:r>
-      </w:hyperlink>
+      <w:r>
+        <w:rPr>
+          <w:lang w:val="zh_TW" w:bidi="zh_TW"/>
+        </w:rPr>
+        <w:t>2:3</w:t>
+      </w:r>
       <w:r>
         <w:rPr>
           <w:lang w:val="zh_TW" w:bidi="zh_TW"/>
         </w:rPr>
         <w:t>，</w:t>
       </w:r>
-      <w:hyperlink r:id="rId23">
-        <w:r>
-          <w:rPr>
-            <w:lang w:val="zh_TW" w:bidi="zh_TW"/>
-          </w:rPr>
-          <w:rPr>
-            <w:color w:val="0000EE"/>
-            <w:u w:val="single"/>
-          </w:rPr>
-          <w:t>42:7</w:t>
-        </w:r>
-      </w:hyperlink>
+      <w:r>
+        <w:rPr>
+          <w:lang w:val="zh_TW" w:bidi="zh_TW"/>
+        </w:rPr>
+        <w:t>42:7</w:t>
+      </w:r>
       <w:r>
         <w:rPr>
           <w:lang w:val="zh_TW" w:bidi="zh_TW"/>
         </w:rPr>
         <w:t>）。這個觀念在新約聖經中延續，約伯的忍耐是我們應該效法的榜樣 （</w:t>
       </w:r>
-      <w:hyperlink r:id="rId24">
-        <w:r>
-          <w:rPr>
-            <w:lang w:val="zh_TW" w:bidi="zh_TW"/>
-          </w:rPr>
-          <w:rPr>
-            <w:color w:val="0000EE"/>
-            <w:u w:val="single"/>
-          </w:rPr>
-          <w:t>雅5:11</w:t>
-        </w:r>
-      </w:hyperlink>
+      <w:r>
+        <w:rPr>
+          <w:lang w:val="zh_TW" w:bidi="zh_TW"/>
+        </w:rPr>
+        <w:t>雅5:11</w:t>
+      </w:r>
       <w:r>
         <w:rPr>
           <w:lang w:val="zh_TW" w:bidi="zh_TW"/>
@@ -559,18 +469,12 @@
         </w:rPr>
         <w:t>約伯變得憤怒、抗議、抱怨，在信心與絕望之間來回掙扎。但他從未放棄盼望。他不詛咒神，也不虛假認罪，試圖以此影響神來解除他的痛苦。雖然約伯無法理解他的處境，但他知道他的答案將來自神（</w:t>
       </w:r>
-      <w:hyperlink r:id="rId25">
-        <w:r>
-          <w:rPr>
-            <w:lang w:val="zh_TW" w:bidi="zh_TW"/>
-          </w:rPr>
-          <w:rPr>
-            <w:color w:val="0000EE"/>
-            <w:u w:val="single"/>
-          </w:rPr>
-          <w:t>伯19:25–27</w:t>
-        </w:r>
-      </w:hyperlink>
+      <w:r>
+        <w:rPr>
+          <w:lang w:val="zh_TW" w:bidi="zh_TW"/>
+        </w:rPr>
+        <w:t>伯19:25–27</w:t>
+      </w:r>
       <w:r>
         <w:rPr>
           <w:lang w:val="zh_TW" w:bidi="zh_TW"/>
@@ -600,252 +504,168 @@
           <w:lang w:val="zh_TW" w:bidi="zh_TW"/>
         </w:rPr>
       </w:r>
-      <w:hyperlink r:id="rId13">
-        <w:r>
-          <w:rPr>
-            <w:lang w:val="zh_TW" w:bidi="zh_TW"/>
-          </w:rPr>
-          <w:rPr>
-            <w:color w:val="0000EE"/>
-            <w:u w:val="single"/>
-          </w:rPr>
-          <w:t>伯1:1</w:t>
-        </w:r>
-      </w:hyperlink>
+      <w:r>
+        <w:rPr>
+          <w:lang w:val="zh_TW" w:bidi="zh_TW"/>
+        </w:rPr>
+        <w:t>伯1:1</w:t>
+      </w:r>
       <w:r>
         <w:rPr>
           <w:lang w:val="zh_TW" w:bidi="zh_TW"/>
         </w:rPr>
         <w:t>、</w:t>
       </w:r>
-      <w:hyperlink r:id="rId14">
-        <w:r>
-          <w:rPr>
-            <w:lang w:val="zh_TW" w:bidi="zh_TW"/>
-          </w:rPr>
-          <w:rPr>
-            <w:color w:val="0000EE"/>
-            <w:u w:val="single"/>
-          </w:rPr>
-          <w:t>8</w:t>
-        </w:r>
-      </w:hyperlink>
+      <w:r>
+        <w:rPr>
+          <w:lang w:val="zh_TW" w:bidi="zh_TW"/>
+        </w:rPr>
+        <w:t>8</w:t>
+      </w:r>
       <w:r>
         <w:rPr>
           <w:lang w:val="zh_TW" w:bidi="zh_TW"/>
         </w:rPr>
         <w:t>，</w:t>
       </w:r>
-      <w:hyperlink r:id="rId15">
-        <w:r>
-          <w:rPr>
-            <w:lang w:val="zh_TW" w:bidi="zh_TW"/>
-          </w:rPr>
-          <w:rPr>
-            <w:color w:val="0000EE"/>
-            <w:u w:val="single"/>
-          </w:rPr>
-          <w:t>2:3</w:t>
-        </w:r>
-      </w:hyperlink>
+      <w:r>
+        <w:rPr>
+          <w:lang w:val="zh_TW" w:bidi="zh_TW"/>
+        </w:rPr>
+        <w:t>2:3</w:t>
+      </w:r>
       <w:r>
         <w:rPr>
           <w:lang w:val="zh_TW" w:bidi="zh_TW"/>
         </w:rPr>
         <w:t>，</w:t>
       </w:r>
-      <w:hyperlink r:id="rId26">
-        <w:r>
-          <w:rPr>
-            <w:lang w:val="zh_TW" w:bidi="zh_TW"/>
-          </w:rPr>
-          <w:rPr>
-            <w:color w:val="0000EE"/>
-            <w:u w:val="single"/>
-          </w:rPr>
-          <w:t>5:17–18</w:t>
-        </w:r>
-      </w:hyperlink>
+      <w:r>
+        <w:rPr>
+          <w:lang w:val="zh_TW" w:bidi="zh_TW"/>
+        </w:rPr>
+        <w:t>5:17–18</w:t>
+      </w:r>
       <w:r>
         <w:rPr>
           <w:lang w:val="zh_TW" w:bidi="zh_TW"/>
         </w:rPr>
         <w:t>，</w:t>
       </w:r>
-      <w:hyperlink r:id="rId25">
-        <w:r>
-          <w:rPr>
-            <w:lang w:val="zh_TW" w:bidi="zh_TW"/>
-          </w:rPr>
-          <w:rPr>
-            <w:color w:val="0000EE"/>
-            <w:u w:val="single"/>
-          </w:rPr>
-          <w:t>19:25–27</w:t>
-        </w:r>
-      </w:hyperlink>
+      <w:r>
+        <w:rPr>
+          <w:lang w:val="zh_TW" w:bidi="zh_TW"/>
+        </w:rPr>
+        <w:t>19:25–27</w:t>
+      </w:r>
       <w:r>
         <w:rPr>
           <w:lang w:val="zh_TW" w:bidi="zh_TW"/>
         </w:rPr>
         <w:t>，</w:t>
       </w:r>
-      <w:hyperlink r:id="rId27">
-        <w:r>
-          <w:rPr>
-            <w:lang w:val="zh_TW" w:bidi="zh_TW"/>
-          </w:rPr>
-          <w:rPr>
-            <w:color w:val="0000EE"/>
-            <w:u w:val="single"/>
-          </w:rPr>
-          <w:t>33:15–28</w:t>
-        </w:r>
-      </w:hyperlink>
+      <w:r>
+        <w:rPr>
+          <w:lang w:val="zh_TW" w:bidi="zh_TW"/>
+        </w:rPr>
+        <w:t>33:15–28</w:t>
+      </w:r>
       <w:r>
         <w:rPr>
           <w:lang w:val="zh_TW" w:bidi="zh_TW"/>
         </w:rPr>
         <w:t>，</w:t>
       </w:r>
-      <w:hyperlink r:id="rId28">
-        <w:r>
-          <w:rPr>
-            <w:lang w:val="zh_TW" w:bidi="zh_TW"/>
-          </w:rPr>
-          <w:rPr>
-            <w:color w:val="0000EE"/>
-            <w:u w:val="single"/>
-          </w:rPr>
-          <w:t>36:8–15</w:t>
-        </w:r>
-      </w:hyperlink>
+      <w:r>
+        <w:rPr>
+          <w:lang w:val="zh_TW" w:bidi="zh_TW"/>
+        </w:rPr>
+        <w:t>36:8–15</w:t>
+      </w:r>
       <w:r>
         <w:rPr>
           <w:lang w:val="zh_TW" w:bidi="zh_TW"/>
         </w:rPr>
         <w:t>，</w:t>
       </w:r>
-      <w:hyperlink r:id="rId16">
-        <w:r>
-          <w:rPr>
-            <w:lang w:val="zh_TW" w:bidi="zh_TW"/>
-          </w:rPr>
-          <w:rPr>
-            <w:color w:val="0000EE"/>
-            <w:u w:val="single"/>
-          </w:rPr>
-          <w:t>38:2</w:t>
-        </w:r>
-      </w:hyperlink>
+      <w:r>
+        <w:rPr>
+          <w:lang w:val="zh_TW" w:bidi="zh_TW"/>
+        </w:rPr>
+        <w:t>38:2</w:t>
+      </w:r>
       <w:r>
         <w:rPr>
           <w:lang w:val="zh_TW" w:bidi="zh_TW"/>
         </w:rPr>
         <w:t>，</w:t>
       </w:r>
-      <w:hyperlink r:id="rId17">
-        <w:r>
-          <w:rPr>
-            <w:lang w:val="zh_TW" w:bidi="zh_TW"/>
-          </w:rPr>
-          <w:rPr>
-            <w:color w:val="0000EE"/>
-            <w:u w:val="single"/>
-          </w:rPr>
-          <w:t>40:8</w:t>
-        </w:r>
-      </w:hyperlink>
+      <w:r>
+        <w:rPr>
+          <w:lang w:val="zh_TW" w:bidi="zh_TW"/>
+        </w:rPr>
+        <w:t>40:8</w:t>
+      </w:r>
       <w:r>
         <w:rPr>
           <w:lang w:val="zh_TW" w:bidi="zh_TW"/>
         </w:rPr>
         <w:t>，</w:t>
       </w:r>
-      <w:hyperlink r:id="rId23">
-        <w:r>
-          <w:rPr>
-            <w:lang w:val="zh_TW" w:bidi="zh_TW"/>
-          </w:rPr>
-          <w:rPr>
-            <w:color w:val="0000EE"/>
-            <w:u w:val="single"/>
-          </w:rPr>
-          <w:t>42:7</w:t>
-        </w:r>
-      </w:hyperlink>
+      <w:r>
+        <w:rPr>
+          <w:lang w:val="zh_TW" w:bidi="zh_TW"/>
+        </w:rPr>
+        <w:t>42:7</w:t>
+      </w:r>
       <w:r>
         <w:rPr>
           <w:lang w:val="zh_TW" w:bidi="zh_TW"/>
         </w:rPr>
         <w:t>；</w:t>
       </w:r>
-      <w:hyperlink r:id="rId29">
-        <w:r>
-          <w:rPr>
-            <w:lang w:val="zh_TW" w:bidi="zh_TW"/>
-          </w:rPr>
-          <w:rPr>
-            <w:color w:val="0000EE"/>
-            <w:u w:val="single"/>
-          </w:rPr>
-          <w:t>箴3:11</w:t>
-        </w:r>
-      </w:hyperlink>
+      <w:r>
+        <w:rPr>
+          <w:lang w:val="zh_TW" w:bidi="zh_TW"/>
+        </w:rPr>
+        <w:t>箴3:11</w:t>
+      </w:r>
       <w:r>
         <w:rPr>
           <w:lang w:val="zh_TW" w:bidi="zh_TW"/>
         </w:rPr>
         <w:t>；</w:t>
       </w:r>
-      <w:hyperlink r:id="rId30">
-        <w:r>
-          <w:rPr>
-            <w:lang w:val="zh_TW" w:bidi="zh_TW"/>
-          </w:rPr>
-          <w:rPr>
-            <w:color w:val="0000EE"/>
-            <w:u w:val="single"/>
-          </w:rPr>
-          <w:t>來12:7</w:t>
-        </w:r>
-      </w:hyperlink>
+      <w:r>
+        <w:rPr>
+          <w:lang w:val="zh_TW" w:bidi="zh_TW"/>
+        </w:rPr>
+        <w:t>來12:7</w:t>
+      </w:r>
       <w:r>
         <w:rPr>
           <w:lang w:val="zh_TW" w:bidi="zh_TW"/>
         </w:rPr>
         <w:t>、</w:t>
       </w:r>
-      <w:hyperlink r:id="rId31">
-        <w:r>
-          <w:rPr>
-            <w:lang w:val="zh_TW" w:bidi="zh_TW"/>
-          </w:rPr>
-          <w:rPr>
-            <w:color w:val="0000EE"/>
-            <w:u w:val="single"/>
-          </w:rPr>
-          <w:t>10</w:t>
-        </w:r>
-      </w:hyperlink>
+      <w:r>
+        <w:rPr>
+          <w:lang w:val="zh_TW" w:bidi="zh_TW"/>
+        </w:rPr>
+        <w:t>10</w:t>
+      </w:r>
       <w:r>
         <w:rPr>
           <w:lang w:val="zh_TW" w:bidi="zh_TW"/>
         </w:rPr>
         <w:t>；</w:t>
       </w:r>
-      <w:hyperlink r:id="rId24">
-        <w:r>
-          <w:rPr>
-            <w:lang w:val="zh_TW" w:bidi="zh_TW"/>
-          </w:rPr>
-          <w:rPr>
-            <w:color w:val="0000EE"/>
-            <w:u w:val="single"/>
-          </w:rPr>
-          <w:t>雅5:11</w:t>
-        </w:r>
-      </w:hyperlink>
+      <w:r>
+        <w:rPr>
+          <w:lang w:val="zh_TW" w:bidi="zh_TW"/>
+        </w:rPr>
+        <w:t>雅5:11</w:t>
+      </w:r>
       <w:r>
         <w:rPr>
           <w:lang w:val="zh_TW" w:bidi="zh_TW"/>
